--- a/docs/2_Value_Creation/2b_Demand/Articles/Accelerating Success in the Age of AI/2 Humanitys Promising Future DRAFT.docx
+++ b/docs/2_Value_Creation/2b_Demand/Articles/Accelerating Success in the Age of AI/2 Humanitys Promising Future DRAFT.docx
@@ -28,11 +28,14 @@
     </w:p>
     <w:p>
       <w:r>
+        <w:rPr>
+          <w:noProof/>
+        </w:rPr>
         <w:drawing>
-          <wp:inline distT="0" distB="0" distL="0" distR="0" wp14:anchorId="4A970D5D" wp14:editId="1FE87BCF">
-            <wp:extent cx="5943600" cy="1294765"/>
-            <wp:effectExtent l="0" t="0" r="0" b="635"/>
-            <wp:docPr id="1104583806" name="Picture 1"/>
+          <wp:inline distT="0" distB="0" distL="0" distR="0" wp14:anchorId="63F2F8BA" wp14:editId="390BF11A">
+            <wp:extent cx="5943600" cy="2312035"/>
+            <wp:effectExtent l="0" t="0" r="0" b="0"/>
+            <wp:docPr id="963276381" name="Picture 1"/>
             <wp:cNvGraphicFramePr>
               <a:graphicFrameLocks xmlns:a="http://schemas.openxmlformats.org/drawingml/2006/main" noChangeAspect="1"/>
             </wp:cNvGraphicFramePr>
@@ -40,11 +43,17 @@
               <a:graphicData uri="http://schemas.openxmlformats.org/drawingml/2006/picture">
                 <pic:pic xmlns:pic="http://schemas.openxmlformats.org/drawingml/2006/picture">
                   <pic:nvPicPr>
-                    <pic:cNvPr id="1104583806" name=""/>
+                    <pic:cNvPr id="963276381" name="Picture 963276381"/>
                     <pic:cNvPicPr/>
                   </pic:nvPicPr>
                   <pic:blipFill>
-                    <a:blip r:embed="rId7"/>
+                    <a:blip r:embed="rId6" cstate="print">
+                      <a:extLst>
+                        <a:ext uri="{28A0092B-C50C-407E-A947-70E740481C1C}">
+                          <a14:useLocalDpi xmlns:a14="http://schemas.microsoft.com/office/drawing/2010/main" val="0"/>
+                        </a:ext>
+                      </a:extLst>
+                    </a:blip>
                     <a:stretch>
                       <a:fillRect/>
                     </a:stretch>
@@ -52,7 +61,7 @@
                   <pic:spPr>
                     <a:xfrm>
                       <a:off x="0" y="0"/>
-                      <a:ext cx="5943600" cy="1294765"/>
+                      <a:ext cx="5943600" cy="2312035"/>
                     </a:xfrm>
                     <a:prstGeom prst="rect">
                       <a:avLst/>
@@ -83,7 +92,7 @@
       </w:r>
     </w:p>
     <w:sectPr>
-      <w:headerReference w:type="default" r:id="rId8"/>
+      <w:headerReference w:type="default" r:id="rId7"/>
       <w:pgSz w:w="12240" w:h="15840"/>
       <w:pgMar w:top="1440" w:right="1440" w:bottom="1440" w:left="1440" w:header="720" w:footer="720" w:gutter="0"/>
       <w:cols w:space="720"/>
@@ -162,10 +171,6 @@
     </w:r>
   </w:p>
 </w:hdr>
-</file>
-
-<file path=word/numbering.xml><?xml version="1.0" encoding="utf-8"?>
-<w:numbering xmlns:wpc="http://schemas.microsoft.com/office/word/2010/wordprocessingCanvas" xmlns:cx="http://schemas.microsoft.com/office/drawing/2014/chartex" xmlns:cx1="http://schemas.microsoft.com/office/drawing/2015/9/8/chartex" xmlns:cx2="http://schemas.microsoft.com/office/drawing/2015/10/21/chartex" xmlns:cx3="http://schemas.microsoft.com/office/drawing/2016/5/9/chartex" xmlns:cx4="http://schemas.microsoft.com/office/drawing/2016/5/10/chartex" xmlns:cx5="http://schemas.microsoft.com/office/drawing/2016/5/11/chartex" xmlns:cx6="http://schemas.microsoft.com/office/drawing/2016/5/12/chartex" xmlns:cx7="http://schemas.microsoft.com/office/drawing/2016/5/13/chartex" xmlns:cx8="http://schemas.microsoft.com/office/drawing/2016/5/14/chartex" xmlns:mc="http://schemas.openxmlformats.org/markup-compatibility/2006" xmlns:aink="http://schemas.microsoft.com/office/drawing/2016/ink" xmlns:am3d="http://schemas.microsoft.com/office/drawing/2017/model3d" xmlns:o="urn:schemas-microsoft-com:office:office" xmlns:oel="http://schemas.microsoft.com/office/2019/extlst" xmlns:r="http://schemas.openxmlformats.org/officeDocument/2006/relationships" xmlns:m="http://schemas.openxmlformats.org/officeDocument/2006/math" xmlns:v="urn:schemas-microsoft-com:vml" xmlns:wp14="http://schemas.microsoft.com/office/word/2010/wordprocessingDrawing" xmlns:wp="http://schemas.openxmlformats.org/drawingml/2006/wordprocessingDrawing" xmlns:w10="urn:schemas-microsoft-com:office:word" xmlns:w="http://schemas.openxmlformats.org/wordprocessingml/2006/main" xmlns:w14="http://schemas.microsoft.com/office/word/2010/wordml" xmlns:w15="http://schemas.microsoft.com/office/word/2012/wordml" xmlns:w16cex="http://schemas.microsoft.com/office/word/2018/wordml/cex" xmlns:w16cid="http://schemas.microsoft.com/office/word/2016/wordml/cid" xmlns:w16="http://schemas.microsoft.com/office/word/2018/wordml" xmlns:w16du="http://schemas.microsoft.com/office/word/2023/wordml/word16du" xmlns:w16sdtdh="http://schemas.microsoft.com/office/word/2020/wordml/sdtdatahash" xmlns:w16sdtfl="http://schemas.microsoft.com/office/word/2024/wordml/sdtformatlock" xmlns:w16se="http://schemas.microsoft.com/office/word/2015/wordml/symex" xmlns:wpg="http://schemas.microsoft.com/office/word/2010/wordprocessingGroup" xmlns:wpi="http://schemas.microsoft.com/office/word/2010/wordprocessingInk" xmlns:wne="http://schemas.microsoft.com/office/word/2006/wordml" xmlns:wps="http://schemas.microsoft.com/office/word/2010/wordprocessingShape" mc:Ignorable="w14 w15 w16se w16cid w16 w16cex w16sdtdh w16sdtfl w16du wp14"/>
 </file>
 
 <file path=word/styles.xml><?xml version="1.0" encoding="utf-8"?>
